--- a/ejercicio_path_planing_mujoco/Ejercicio Mujoco.docx
+++ b/ejercicio_path_planing_mujoco/Ejercicio Mujoco.docx
@@ -307,6 +307,7 @@
         <w:rPr>
           <w:rFonts w:cstheme="minorHAnsi"/>
           <w:b/>
+          <w:noProof/>
           <w:sz w:val="28"/>
           <w:szCs w:val="22"/>
         </w:rPr>
@@ -628,6 +629,7 @@
         <w:rPr>
           <w:rFonts w:cstheme="minorHAnsi"/>
           <w:bCs/>
+          <w:noProof/>
           <w:szCs w:val="20"/>
         </w:rPr>
         <w:drawing>
@@ -4191,10 +4193,6 @@
 </file>
 
 <file path=customXml/item1.xml><?xml version="1.0" encoding="utf-8"?>
-<b:Sources xmlns:b="http://schemas.openxmlformats.org/officeDocument/2006/bibliography" xmlns="http://schemas.openxmlformats.org/officeDocument/2006/bibliography" SelectedStyle="\APASixthEditionOfficeOnline.xsl" StyleName="APA" Version="6"/>
-</file>
-
-<file path=customXml/item2.xml><?xml version="1.0" encoding="utf-8"?>
 <ct:contentTypeSchema xmlns:ct="http://schemas.microsoft.com/office/2006/metadata/contentType" xmlns:ma="http://schemas.microsoft.com/office/2006/metadata/properties/metaAttributes" ct:_="" ma:_="" ma:contentTypeName="Documento" ma:contentTypeID="0x01010065C2578290743D439D18A9D0F2BCC2F7" ma:contentTypeVersion="35" ma:contentTypeDescription="Crear nuevo documento." ma:contentTypeScope="" ma:versionID="7f26cacb5f4b3ec72a88aa68d4393dc8">
   <xsd:schema xmlns:xsd="http://www.w3.org/2001/XMLSchema" xmlns:xs="http://www.w3.org/2001/XMLSchema" xmlns:p="http://schemas.microsoft.com/office/2006/metadata/properties" xmlns:ns3="3838a56c-2ad1-4a18-b57c-86dd74932f2f" xmlns:ns4="eb47d05a-d308-473e-9819-aea0f68bb90b" targetNamespace="http://schemas.microsoft.com/office/2006/metadata/properties" ma:root="true" ma:fieldsID="c1ca8fc5daa614fec5b021ccea6962fd" ns3:_="" ns4:_="">
     <xsd:import namespace="3838a56c-2ad1-4a18-b57c-86dd74932f2f"/>
@@ -4617,7 +4615,20 @@
 </ct:contentTypeSchema>
 </file>
 
+<file path=customXml/item2.xml><?xml version="1.0" encoding="utf-8"?>
+<b:Sources xmlns:b="http://schemas.openxmlformats.org/officeDocument/2006/bibliography" xmlns="http://schemas.openxmlformats.org/officeDocument/2006/bibliography" SelectedStyle="\APASixthEditionOfficeOnline.xsl" StyleName="APA" Version="6"/>
+</file>
+
 <file path=customXml/item3.xml><?xml version="1.0" encoding="utf-8"?>
+<?mso-contentType ?>
+<FormTemplates xmlns="http://schemas.microsoft.com/sharepoint/v3/contenttype/forms">
+  <Display>DocumentLibraryForm</Display>
+  <Edit>DocumentLibraryForm</Edit>
+  <New>DocumentLibraryForm</New>
+</FormTemplates>
+</file>
+
+<file path=customXml/item4.xml><?xml version="1.0" encoding="utf-8"?>
 <p:properties xmlns:p="http://schemas.microsoft.com/office/2006/metadata/properties" xmlns:xsi="http://www.w3.org/2001/XMLSchema-instance" xmlns:pc="http://schemas.microsoft.com/office/infopath/2007/PartnerControls">
   <documentManagement>
     <SharedWithUsers xmlns="eb47d05a-d308-473e-9819-aea0f68bb90b">
@@ -4676,24 +4687,7 @@
 </p:properties>
 </file>
 
-<file path=customXml/item4.xml><?xml version="1.0" encoding="utf-8"?>
-<?mso-contentType ?>
-<FormTemplates xmlns="http://schemas.microsoft.com/sharepoint/v3/contenttype/forms">
-  <Display>DocumentLibraryForm</Display>
-  <Edit>DocumentLibraryForm</Edit>
-  <New>DocumentLibraryForm</New>
-</FormTemplates>
-</file>
-
 <file path=customXml/itemProps1.xml><?xml version="1.0" encoding="utf-8"?>
-<ds:datastoreItem xmlns:ds="http://schemas.openxmlformats.org/officeDocument/2006/customXml" ds:itemID="{330F8959-03B0-446A-ABFB-87E393959EE3}">
-  <ds:schemaRefs>
-    <ds:schemaRef ds:uri="http://schemas.openxmlformats.org/officeDocument/2006/bibliography"/>
-  </ds:schemaRefs>
-</ds:datastoreItem>
-</file>
-
-<file path=customXml/itemProps2.xml><?xml version="1.0" encoding="utf-8"?>
 <ds:datastoreItem xmlns:ds="http://schemas.openxmlformats.org/officeDocument/2006/customXml" ds:itemID="{3779619D-79D5-454A-A642-486680F3D489}">
   <ds:schemaRefs>
     <ds:schemaRef ds:uri="http://schemas.microsoft.com/office/2006/metadata/contentType"/>
@@ -4712,7 +4706,23 @@
 </ds:datastoreItem>
 </file>
 
+<file path=customXml/itemProps2.xml><?xml version="1.0" encoding="utf-8"?>
+<ds:datastoreItem xmlns:ds="http://schemas.openxmlformats.org/officeDocument/2006/customXml" ds:itemID="{330F8959-03B0-446A-ABFB-87E393959EE3}">
+  <ds:schemaRefs>
+    <ds:schemaRef ds:uri="http://schemas.openxmlformats.org/officeDocument/2006/bibliography"/>
+  </ds:schemaRefs>
+</ds:datastoreItem>
+</file>
+
 <file path=customXml/itemProps3.xml><?xml version="1.0" encoding="utf-8"?>
+<ds:datastoreItem xmlns:ds="http://schemas.openxmlformats.org/officeDocument/2006/customXml" ds:itemID="{6068A5C7-3A2E-4EF5-8D7F-5F53BBFC4869}">
+  <ds:schemaRefs>
+    <ds:schemaRef ds:uri="http://schemas.microsoft.com/sharepoint/v3/contenttype/forms"/>
+  </ds:schemaRefs>
+</ds:datastoreItem>
+</file>
+
+<file path=customXml/itemProps4.xml><?xml version="1.0" encoding="utf-8"?>
 <ds:datastoreItem xmlns:ds="http://schemas.openxmlformats.org/officeDocument/2006/customXml" ds:itemID="{4D3862EF-C6CE-461E-BCB0-EDEC1A812C6A}">
   <ds:schemaRefs>
     <ds:schemaRef ds:uri="http://schemas.microsoft.com/office/2006/metadata/properties"/>
@@ -4721,12 +4731,4 @@
     <ds:schemaRef ds:uri="3838a56c-2ad1-4a18-b57c-86dd74932f2f"/>
   </ds:schemaRefs>
 </ds:datastoreItem>
-</file>
-
-<file path=customXml/itemProps4.xml><?xml version="1.0" encoding="utf-8"?>
-<ds:datastoreItem xmlns:ds="http://schemas.openxmlformats.org/officeDocument/2006/customXml" ds:itemID="{6068A5C7-3A2E-4EF5-8D7F-5F53BBFC4869}">
-  <ds:schemaRefs>
-    <ds:schemaRef ds:uri="http://schemas.microsoft.com/sharepoint/v3/contenttype/forms"/>
-  </ds:schemaRefs>
-</ds:datastoreItem>
 </file>